--- a/submission-review/manuscript.docx
+++ b/submission-review/manuscript.docx
@@ -34,7 +34,7 @@
         <w:t xml:space="preserve">Hemideina crassidens</w:t>
       </w:r>
       <w:r>
-        <w:t xml:space="preserve">), whose male morphs mature at the eighth, ninth or tenth instar and differ in weapon size and mating behaviour. Using field-collected adults, I compared body-size-adjusted leg lengths, eye length and tympanic organ area among females and the three male morphs. Leg and sensory dimensions generally increased from eighth- to tenth-instar males, contrary to the prediction that small searching males would have the largest supporting structures. Tenth-instar males also showed greater anterior leg allocation than females. A dominant axis captured 88.8% of adjusted group-effect variation, although smaller departures from that axis were detectable. All 40 within-group correlations among the five non-head traits were positive. No covariance- or correlation-matrix difference was detected in this primary trait set, but adding head size revealed a covariance-magnitude difference. Head size was positively associated with leg length, whereas male weapon–ear associations remained imprecise. Comparisons with females at the same terminal instar distinguished a within-male instar gradient from a sex-associated difference, without isolating a causal weapon effect. These results describe predominantly coordinated phenotypic divergence. They do not establish uniform covariance structure across all traits or exclude allocation costs masked by variation in resource acquisition.</w:t>
+        <w:t xml:space="preserve">), whose male morphs mature at the eighth, ninth or tenth instar and differ in weapon size and mating behaviour. Using field-collected adults, I compared body-size-adjusted leg lengths, eye length and tympanic organ area among females and the three male morphs. Leg and sensory dimensions generally increased from eighth- to tenth-instar males; searching males did not show the predicted enlargement of legs or eyes. Tenth-instar males also showed greater anterior leg allocation than females. A dominant axis captured 88.8% of adjusted group-effect variation, although smaller departures from that axis were detectable. All 40 within-group correlations among the five non-head traits were positive. No covariance- or correlation-matrix difference was detected in this primary trait set, but adding head size revealed a covariance-magnitude difference. Head size was positively associated with leg length, whereas male weapon–ear associations remained imprecise. Comparisons with females at the same terminal instar distinguished a within-male instar gradient from a sex-associated difference, without isolating a causal weapon effect. These results describe predominantly coordinated phenotypic divergence. They do not establish uniform covariance structure across all traits or exclude allocation costs masked by variation in resource acquisition.</w:t>
       </w:r>
     </w:p>
     <w:p>
@@ -131,7 +131,7 @@
         <w:t xml:space="preserve">, 2005; Husak &amp; Swallow, 2011)</w:t>
       </w:r>
       <w:r>
-        <w:t xml:space="preserve">. Alternatively, structures competing for limited developmental resources may trade off</w:t>
+        <w:t xml:space="preserve">. If larger weapons increase the demands on structures used to support or manoeuvre the body during contests, weapon enlargement should be accompanied by enlargement of those structures. A further prediction of stronger weapon–supporting-trait associations in heavily armed morphs requires the additional assumption that these demands couple their expression more tightly. Alternatively, structures competing for limited developmental resources may trade off</w:t>
       </w:r>
       <w:r>
         <w:t xml:space="preserve"> </w:t>
@@ -322,6 +322,45 @@
         <w:pStyle w:val="BodyText"/>
       </w:pPr>
       <w:r>
+        <w:t xml:space="preserve">Coordinated trait expression can also arise through shared developmental influences, without each association representing a separate compensatory adaptation</w:t>
+      </w:r>
+      <w:r>
+        <w:t xml:space="preserve"> </w:t>
+      </w:r>
+      <w:r>
+        <w:t xml:space="preserve">(Rohner</w:t>
+      </w:r>
+      <w:r>
+        <w:t xml:space="preserve"> </w:t>
+      </w:r>
+      <w:r>
+        <w:rPr>
+          <w:i/>
+          <w:iCs/>
+        </w:rPr>
+        <w:t xml:space="preserve">et al.</w:t>
+      </w:r>
+      <w:r>
+        <w:t xml:space="preserve">, 2020)</w:t>
+      </w:r>
+      <w:r>
+        <w:t xml:space="preserve">. Variation in resource acquisition provides one route to positive covariance among traits</w:t>
+      </w:r>
+      <w:r>
+        <w:t xml:space="preserve"> </w:t>
+      </w:r>
+      <w:r>
+        <w:t xml:space="preserve">(van Noordwijk &amp; de Jong, 1986)</w:t>
+      </w:r>
+      <w:r>
+        <w:t xml:space="preserve">. Under a simple shared-growth model, several traits respond positively to a common developmental influence, and morphs differ mainly in the extent of that response. Their adjusted mean differences should then be concentrated along one dominant multivariate axis. If the same developmental relationships operate within morphs, positive within-morph associations would also be expected. Retention of those relationships across morphs predicts similar patterns of correlation, although variances and covariance magnitudes could differ. Here, shared growth refers to coordinated trait expression remaining after adjustment for structural body size, rather than simply larger animals having larger parts.</w:t>
+      </w:r>
+    </w:p>
+    <w:p>
+      <w:pPr>
+        <w:pStyle w:val="BodyText"/>
+      </w:pPr>
+      <w:r>
         <w:t xml:space="preserve">The Wellington tree wētā,</w:t>
       </w:r>
       <w:r>
@@ -379,7 +418,42 @@
         <w:pStyle w:val="BodyText"/>
       </w:pPr>
       <w:r>
-        <w:t xml:space="preserve">I compared the relative expression and allometry of fore-, mid- and hindleg lengths, eye length and tympanic organ area among these male morphs and females. Females provide a reference sharing the general body plan without the exaggerated male weapons. I tested whether groups differed in anterior–posterior leg allocation and whether composite head size, used as a proxy for weapon investment, covaried with leg or sensory size after body-size adjustment. These are phenotypic comparisons, not direct measurements of resource allocation or performance.</w:t>
+        <w:t xml:space="preserve">Tympanal membranes receive airborne sound in</w:t>
+      </w:r>
+      <w:r>
+        <w:t xml:space="preserve"> </w:t>
+      </w:r>
+      <w:r>
+        <w:rPr>
+          <w:i/>
+          <w:iCs/>
+        </w:rPr>
+        <w:t xml:space="preserve">H. crassidens</w:t>
+      </w:r>
+      <w:r>
+        <w:t xml:space="preserve">, and the frequency of greatest auditory sensitivity overlaps the spectral peak of conspecific stridulation</w:t>
+      </w:r>
+      <w:r>
+        <w:t xml:space="preserve"> </w:t>
+      </w:r>
+      <w:r>
+        <w:t xml:space="preserve">(Field</w:t>
+      </w:r>
+      <w:r>
+        <w:t xml:space="preserve"> </w:t>
+      </w:r>
+      <w:r>
+        <w:rPr>
+          <w:i/>
+          <w:iCs/>
+        </w:rPr>
+        <w:t xml:space="preserve">et al.</w:t>
+      </w:r>
+      <w:r>
+        <w:t xml:space="preserve">, 1980)</w:t>
+      </w:r>
+      <w:r>
+        <w:t xml:space="preserve">. This establishes the relevance of tympanic organs to sensory comparisons, but does not establish greater reliance on hearing by searching males or a simple relationship between membrane area and detection performance.</w:t>
       </w:r>
     </w:p>
     <w:p>
@@ -387,7 +461,31 @@
         <w:pStyle w:val="BodyText"/>
       </w:pPr>
       <w:r>
-        <w:t xml:space="preserve">Three hypotheses guided the comparisons. Under a searching-and-detection hypothesis, eighth-instar males should possess relatively longer legs and larger sensory structures, with weapon investment weakly or negatively associated with these traits. Under a positive-integration hypothesis, tenth-instar males should express larger weapons and supporting structures, with positive within-group weapon–trait associations that may be strongest in the most heavily armed morph. Under a shared-growth-axis hypothesis, divergence should be concentrated in one dominant dimension, with predominantly positive within-group covariance and limited restructuring among groups. The latter two hypotheses can produce similar phenotypic patterns and cannot be separated solely by positive covariance.</w:t>
+        <w:t xml:space="preserve">I compared the relative expression and allometry of fore-, mid- and hindleg lengths, eye length and tympanic organ area among these male morphs and females. Females provide a reference sharing the general body plan without the exaggerated male weapons. I tested whether groups differed in anterior–posterior leg allocation and whether composite head size, used as a proxy for weapon investment, covaried with leg or sensory size after body-size adjustment. These are phenotypic comparisons, not direct measurements of resource allocation or performance.</w:t>
+      </w:r>
+    </w:p>
+    <w:p>
+      <w:pPr>
+        <w:pStyle w:val="BodyText"/>
+      </w:pPr>
+      <w:r>
+        <w:t xml:space="preserve">I used three complementary hypotheses to organize comparisons of adjusted group means, within-group associations and multivariate structure. The searching-and-detection hypothesis predicts relatively longer legs and larger eyes in eighth-instar males than in tenth-instar males, assuming these dimensions improve movement and visual detection during searching. Extending this prediction to larger tympanic organs additionally assumes that searching increases reliance on acoustic cues and that membrane area reflects the relevant performance. These among-morph predictions do not specify the sign of within-morph weapon–trait covariance.</w:t>
+      </w:r>
+    </w:p>
+    <w:p>
+      <w:pPr>
+        <w:pStyle w:val="BodyText"/>
+      </w:pPr>
+      <w:r>
+        <w:t xml:space="preserve">The positive-integration hypothesis predicts relatively larger supporting structures in the heavily armed tenth-instar morph and positive within-morph weapon–trait associations. Stronger associations in tenth-instar males are a further, conditional prediction if greater weapon-support demands tighten the relationship between trait dimensions. This rationale is most direct for legs; extending it to eyes or tympanic organs requires a sensory contribution to weapon-associated behaviour. Positive integration describes the predicted pattern, whereas compensation is one possible functional explanation.</w:t>
+      </w:r>
+    </w:p>
+    <w:p>
+      <w:pPr>
+        <w:pStyle w:val="BodyText"/>
+      </w:pPr>
+      <w:r>
+        <w:t xml:space="preserve">The shared-growth-axis hypothesis predicts that most adjusted divergence among groups lies along one multivariate axis, with positive within-group covariance if shared developmental influences also operate among individuals. Similar correlation patterns across morphs would be consistent with retained developmental relationships; identical covariance magnitudes are not required. I assessed these structural predictions through exploratory multivariate analyses. The three hypotheses are not mutually exclusive: compensation can depend on shared development, and positive covariance alone cannot distinguish their underlying mechanisms.</w:t>
       </w:r>
     </w:p>
     <w:p>
@@ -3153,7 +3251,7 @@
         <w:pStyle w:val="FirstParagraph"/>
       </w:pPr>
       <w:r>
-        <w:t xml:space="preserve">The sampled male morphs showed coordinated divergence in body-size-adjusted locomotor and sensory dimensions. Eighth-instar searching males did not have the longest legs or largest sensory structures; these traits generally increased towards tenth-instar males. This pattern opposed the searching-and-detection prediction. A dominant axis summarized most adjusted group-effect variation, but a smaller departure from rank one was detectable. The findings therefore describe predominantly, rather than exclusively, one-dimensional divergence.</w:t>
+        <w:t xml:space="preserve">The sampled male morphs showed coordinated divergence in body-size-adjusted locomotor and sensory dimensions. Eighth-instar searching males did not have the longest legs or largest sensory structures; these traits generally increased towards tenth-instar males. This pattern opposed the searching-and-detection predictions for legs and eyes. A dominant axis summarized most adjusted group-effect variation, but a smaller departure from rank one was detectable. The findings therefore describe predominantly, rather than exclusively, one-dimensional divergence.</w:t>
       </w:r>
     </w:p>
     <w:p>
@@ -3352,7 +3450,7 @@
         <w:pStyle w:val="FirstParagraph"/>
       </w:pPr>
       <w:r>
-        <w:t xml:space="preserve">The sensory gradient also ran opposite to the expectation that actively searching eighth-instar males would invest most in detection. This contrasts with relatively larger eyes in small searching</w:t>
+        <w:t xml:space="preserve">The eye-length gradient ran opposite to the expectation that actively searching eighth-instar males would invest most in visual detection. This contrasts with relatively larger eyes in small searching</w:t>
       </w:r>
       <w:r>
         <w:t xml:space="preserve"> </w:t>
@@ -3390,7 +3488,7 @@
         <w:t xml:space="preserve">, 2021; Barrett &amp; O’Donnell, 2026)</w:t>
       </w:r>
       <w:r>
-        <w:t xml:space="preserve">. Strategy-associated sensory investment therefore cannot be inferred simply from whether males search or defend. Gallery defence may itself require rival assessment or navigation, or sensory enlargement may accompany a broader developmental programme without being a tactic-specific adaptation.</w:t>
+        <w:t xml:space="preserve">. Strategy-associated sensory investment therefore cannot be inferred simply from whether males search or defend. Gallery defence may itself require rival assessment or navigation, or sensory enlargement may accompany a broader developmental programme without being a tactic-specific adaptation. The parallel tympanic-organ gradient is informative descriptively, but the corresponding search-related prediction remains conditional on an untested link between hearing and mate searching.</w:t>
       </w:r>
     </w:p>
     <w:p>
@@ -3528,7 +3626,7 @@
     </w:p>
     <w:bookmarkEnd w:id="49"/>
     <w:bookmarkEnd w:id="50"/>
-    <w:bookmarkStart w:id="116" w:name="references"/>
+    <w:bookmarkStart w:id="118" w:name="references"/>
     <w:p>
       <w:pPr>
         <w:pStyle w:val="Heading1"/>
@@ -3537,7 +3635,7 @@
         <w:t xml:space="preserve">References</w:t>
       </w:r>
     </w:p>
-    <w:bookmarkStart w:id="115" w:name="refs"/>
+    <w:bookmarkStart w:id="117" w:name="refs"/>
     <w:bookmarkStart w:id="52" w:name="ref-barrett2026"/>
     <w:p>
       <w:pPr>
@@ -3868,18 +3966,115 @@
       </w:r>
     </w:p>
     <w:bookmarkEnd w:id="57"/>
-    <w:bookmarkStart w:id="59" w:name="ref-gross1996"/>
+    <w:bookmarkStart w:id="59" w:name="ref-field1980"/>
     <w:p>
       <w:pPr>
         <w:pStyle w:val="Bibliography"/>
       </w:pPr>
       <w:r>
+        <w:t xml:space="preserve">Field, L.H., Hill, K.G. &amp; Ball, E.E. 1980.</w:t>
+      </w:r>
+      <w:r>
+        <w:t xml:space="preserve"> </w:t>
+      </w:r>
+      <w:hyperlink r:id="rId58">
+        <w:r>
+          <w:rPr>
+            <w:rStyle w:val="Hyperlink"/>
+          </w:rPr>
+          <w:t xml:space="preserve">Physiological and biophysical properties of the auditory system of the</w:t>
+        </w:r>
+        <w:r>
+          <w:rPr>
+            <w:rStyle w:val="Hyperlink"/>
+          </w:rPr>
+          <w:t xml:space="preserve"> </w:t>
+        </w:r>
+        <w:r>
+          <w:rPr>
+            <w:rStyle w:val="Hyperlink"/>
+          </w:rPr>
+          <w:t xml:space="preserve">New Zealand</w:t>
+        </w:r>
+        <w:r>
+          <w:rPr>
+            <w:rStyle w:val="Hyperlink"/>
+          </w:rPr>
+          <w:t xml:space="preserve"> </w:t>
+        </w:r>
+        <w:r>
+          <w:rPr>
+            <w:rStyle w:val="Hyperlink"/>
+          </w:rPr>
+          <w:t xml:space="preserve">weta</w:t>
+        </w:r>
+        <w:r>
+          <w:rPr>
+            <w:rStyle w:val="Hyperlink"/>
+          </w:rPr>
+          <w:t xml:space="preserve"> </w:t>
+        </w:r>
+        <w:r>
+          <w:rPr>
+            <w:rStyle w:val="Hyperlink"/>
+            <w:i/>
+            <w:iCs/>
+          </w:rPr>
+          <w:t xml:space="preserve">Hemideina crassidens</w:t>
+        </w:r>
+        <w:r>
+          <w:rPr>
+            <w:rStyle w:val="Hyperlink"/>
+          </w:rPr>
+          <w:t xml:space="preserve"> </w:t>
+        </w:r>
+        <w:r>
+          <w:rPr>
+            <w:rStyle w:val="Hyperlink"/>
+          </w:rPr>
+          <w:t xml:space="preserve">(blanchard, 1851) (ensifera: stenopelmatidae)</w:t>
+        </w:r>
+      </w:hyperlink>
+      <w:r>
+        <w:t xml:space="preserve">.</w:t>
+      </w:r>
+      <w:r>
+        <w:t xml:space="preserve"> </w:t>
+      </w:r>
+      <w:r>
+        <w:rPr>
+          <w:i/>
+          <w:iCs/>
+        </w:rPr>
+        <w:t xml:space="preserve">J. Comp. Physiol.</w:t>
+      </w:r>
+      <w:r>
+        <w:t xml:space="preserve"> </w:t>
+      </w:r>
+      <w:r>
+        <w:rPr>
+          <w:b/>
+          <w:bCs/>
+        </w:rPr>
+        <w:t xml:space="preserve">141</w:t>
+      </w:r>
+      <w:r>
+        <w:t xml:space="preserve">: 31–37.</w:t>
+      </w:r>
+    </w:p>
+    <w:bookmarkEnd w:id="59"/>
+    <w:bookmarkStart w:id="61" w:name="ref-gross1996"/>
+    <w:p>
+      <w:pPr>
+        <w:pStyle w:val="Bibliography"/>
+      </w:pPr>
+      <w:r>
         <w:t xml:space="preserve">Gross, M.R. 1996.</w:t>
       </w:r>
       <w:r>
         <w:t xml:space="preserve"> </w:t>
       </w:r>
-      <w:hyperlink r:id="rId58">
+      <w:hyperlink r:id="rId60">
         <w:r>
           <w:rPr>
             <w:rStyle w:val="Hyperlink"/>
@@ -3914,8 +4109,8 @@
         <w:t xml:space="preserve">: 92–8.</w:t>
       </w:r>
     </w:p>
-    <w:bookmarkEnd w:id="59"/>
-    <w:bookmarkStart w:id="61" w:name="ref-hirani2026"/>
+    <w:bookmarkEnd w:id="61"/>
+    <w:bookmarkStart w:id="63" w:name="ref-hirani2026"/>
     <w:p>
       <w:pPr>
         <w:pStyle w:val="Bibliography"/>
@@ -3926,7 +4121,7 @@
       <w:r>
         <w:t xml:space="preserve"> </w:t>
       </w:r>
-      <w:hyperlink r:id="rId60">
+      <w:hyperlink r:id="rId62">
         <w:r>
           <w:rPr>
             <w:rStyle w:val="Hyperlink"/>
@@ -3961,8 +4156,8 @@
         <w:t xml:space="preserve">: 8–25.</w:t>
       </w:r>
     </w:p>
-    <w:bookmarkEnd w:id="61"/>
-    <w:bookmarkStart w:id="63" w:name="ref-husak2011"/>
+    <w:bookmarkEnd w:id="63"/>
+    <w:bookmarkStart w:id="65" w:name="ref-husak2011"/>
     <w:p>
       <w:pPr>
         <w:pStyle w:val="Bibliography"/>
@@ -3973,7 +4168,7 @@
       <w:r>
         <w:t xml:space="preserve"> </w:t>
       </w:r>
-      <w:hyperlink r:id="rId62">
+      <w:hyperlink r:id="rId64">
         <w:r>
           <w:rPr>
             <w:rStyle w:val="Hyperlink"/>
@@ -4008,8 +4203,8 @@
         <w:t xml:space="preserve">: 1–29. BRILL.</w:t>
       </w:r>
     </w:p>
-    <w:bookmarkEnd w:id="63"/>
-    <w:bookmarkStart w:id="65" w:name="ref-ito2017"/>
+    <w:bookmarkEnd w:id="65"/>
+    <w:bookmarkStart w:id="67" w:name="ref-ito2017"/>
     <w:p>
       <w:pPr>
         <w:pStyle w:val="Bibliography"/>
@@ -4020,7 +4215,7 @@
       <w:r>
         <w:t xml:space="preserve"> </w:t>
       </w:r>
-      <w:hyperlink r:id="rId64">
+      <w:hyperlink r:id="rId66">
         <w:r>
           <w:rPr>
             <w:rStyle w:val="Hyperlink"/>
@@ -4127,8 +4322,8 @@
         <w:t xml:space="preserve">: 281–285. Entomological Society of America.</w:t>
       </w:r>
     </w:p>
-    <w:bookmarkEnd w:id="65"/>
-    <w:bookmarkStart w:id="67" w:name="ref-kelly2025"/>
+    <w:bookmarkEnd w:id="67"/>
+    <w:bookmarkStart w:id="69" w:name="ref-kelly2025"/>
     <w:p>
       <w:pPr>
         <w:pStyle w:val="Bibliography"/>
@@ -4139,7 +4334,7 @@
       <w:r>
         <w:t xml:space="preserve"> </w:t>
       </w:r>
-      <w:hyperlink r:id="rId66">
+      <w:hyperlink r:id="rId68">
         <w:r>
           <w:rPr>
             <w:rStyle w:val="Hyperlink"/>
@@ -4198,8 +4393,8 @@
         <w:t xml:space="preserve">: 123332. Elsevier.</w:t>
       </w:r>
     </w:p>
-    <w:bookmarkEnd w:id="67"/>
-    <w:bookmarkStart w:id="69" w:name="ref-kelly2005a"/>
+    <w:bookmarkEnd w:id="69"/>
+    <w:bookmarkStart w:id="71" w:name="ref-kelly2005a"/>
     <w:p>
       <w:pPr>
         <w:pStyle w:val="Bibliography"/>
@@ -4210,7 +4405,7 @@
       <w:r>
         <w:t xml:space="preserve"> </w:t>
       </w:r>
-      <w:hyperlink r:id="rId68">
+      <w:hyperlink r:id="rId70">
         <w:r>
           <w:rPr>
             <w:rStyle w:val="Hyperlink"/>
@@ -4283,8 +4478,8 @@
         <w:t xml:space="preserve">: 145–152.</w:t>
       </w:r>
     </w:p>
-    <w:bookmarkEnd w:id="69"/>
-    <w:bookmarkStart w:id="71" w:name="ref-kelly2024"/>
+    <w:bookmarkEnd w:id="71"/>
+    <w:bookmarkStart w:id="73" w:name="ref-kelly2024"/>
     <w:p>
       <w:pPr>
         <w:pStyle w:val="Bibliography"/>
@@ -4295,7 +4490,7 @@
       <w:r>
         <w:t xml:space="preserve"> </w:t>
       </w:r>
-      <w:hyperlink r:id="rId70">
+      <w:hyperlink r:id="rId72">
         <w:r>
           <w:rPr>
             <w:rStyle w:val="Hyperlink"/>
@@ -4354,8 +4549,8 @@
         <w:t xml:space="preserve">: 240100.</w:t>
       </w:r>
     </w:p>
-    <w:bookmarkEnd w:id="71"/>
-    <w:bookmarkStart w:id="73" w:name="ref-kelly2026"/>
+    <w:bookmarkEnd w:id="73"/>
+    <w:bookmarkStart w:id="75" w:name="ref-kelly2026"/>
     <w:p>
       <w:pPr>
         <w:pStyle w:val="Bibliography"/>
@@ -4366,7 +4561,7 @@
       <w:r>
         <w:t xml:space="preserve"> </w:t>
       </w:r>
-      <w:hyperlink r:id="rId72">
+      <w:hyperlink r:id="rId74">
         <w:r>
           <w:rPr>
             <w:rStyle w:val="Hyperlink"/>
@@ -4398,8 +4593,8 @@
         <w:t xml:space="preserve">: 191–201.</w:t>
       </w:r>
     </w:p>
-    <w:bookmarkEnd w:id="73"/>
-    <w:bookmarkStart w:id="75" w:name="ref-kelly2006d"/>
+    <w:bookmarkEnd w:id="75"/>
+    <w:bookmarkStart w:id="77" w:name="ref-kelly2006d"/>
     <w:p>
       <w:pPr>
         <w:pStyle w:val="Bibliography"/>
@@ -4410,7 +4605,7 @@
       <w:r>
         <w:t xml:space="preserve"> </w:t>
       </w:r>
-      <w:hyperlink r:id="rId74">
+      <w:hyperlink r:id="rId76">
         <w:r>
           <w:rPr>
             <w:rStyle w:val="Hyperlink"/>
@@ -4469,8 +4664,8 @@
         <w:t xml:space="preserve">: 727–736. Elsevier BV.</w:t>
       </w:r>
     </w:p>
-    <w:bookmarkEnd w:id="75"/>
-    <w:bookmarkStart w:id="77" w:name="ref-kelly2010"/>
+    <w:bookmarkEnd w:id="77"/>
+    <w:bookmarkStart w:id="79" w:name="ref-kelly2010"/>
     <w:p>
       <w:pPr>
         <w:pStyle w:val="Bibliography"/>
@@ -4481,7 +4676,7 @@
       <w:r>
         <w:t xml:space="preserve"> </w:t>
       </w:r>
-      <w:hyperlink r:id="rId76">
+      <w:hyperlink r:id="rId78">
         <w:r>
           <w:rPr>
             <w:rStyle w:val="Hyperlink"/>
@@ -4540,8 +4735,8 @@
         <w:t xml:space="preserve">: 200–209.</w:t>
       </w:r>
     </w:p>
-    <w:bookmarkEnd w:id="77"/>
-    <w:bookmarkStart w:id="78" w:name="ref-lenth2019package"/>
+    <w:bookmarkEnd w:id="79"/>
+    <w:bookmarkStart w:id="80" w:name="ref-lenth2019package"/>
     <w:p>
       <w:pPr>
         <w:pStyle w:val="Bibliography"/>
@@ -4571,8 +4766,8 @@
         <w:t xml:space="preserve">marginal means, aka least-squares means.</w:t>
       </w:r>
     </w:p>
-    <w:bookmarkEnd w:id="78"/>
-    <w:bookmarkStart w:id="80" w:name="ref-ludecke2021"/>
+    <w:bookmarkEnd w:id="80"/>
+    <w:bookmarkStart w:id="82" w:name="ref-ludecke2021"/>
     <w:p>
       <w:pPr>
         <w:pStyle w:val="Bibliography"/>
@@ -4583,7 +4778,7 @@
       <w:r>
         <w:t xml:space="preserve"> </w:t>
       </w:r>
-      <w:hyperlink r:id="rId79">
+      <w:hyperlink r:id="rId81">
         <w:r>
           <w:rPr>
             <w:rStyle w:val="Hyperlink"/>
@@ -4636,8 +4831,8 @@
         <w:t xml:space="preserve">: 3139. The Open Journal.</w:t>
       </w:r>
     </w:p>
-    <w:bookmarkEnd w:id="80"/>
-    <w:bookmarkStart w:id="82" w:name="ref-ludecke2021a"/>
+    <w:bookmarkEnd w:id="82"/>
+    <w:bookmarkStart w:id="84" w:name="ref-ludecke2021a"/>
     <w:p>
       <w:pPr>
         <w:pStyle w:val="Bibliography"/>
@@ -4648,7 +4843,7 @@
       <w:r>
         <w:t xml:space="preserve"> </w:t>
       </w:r>
-      <w:hyperlink r:id="rId81">
+      <w:hyperlink r:id="rId83">
         <w:r>
           <w:rPr>
             <w:rStyle w:val="Hyperlink"/>
@@ -4719,8 +4914,8 @@
         <w:t xml:space="preserve">: 3393.</w:t>
       </w:r>
     </w:p>
-    <w:bookmarkEnd w:id="82"/>
-    <w:bookmarkStart w:id="84" w:name="ref-mccullough2013"/>
+    <w:bookmarkEnd w:id="84"/>
+    <w:bookmarkStart w:id="86" w:name="ref-mccullough2013"/>
     <w:p>
       <w:pPr>
         <w:pStyle w:val="Bibliography"/>
@@ -4731,7 +4926,7 @@
       <w:r>
         <w:t xml:space="preserve"> </w:t>
       </w:r>
-      <w:hyperlink r:id="rId83">
+      <w:hyperlink r:id="rId85">
         <w:r>
           <w:rPr>
             <w:rStyle w:val="Hyperlink"/>
@@ -4790,8 +4985,8 @@
         <w:t xml:space="preserve">: 977–985.</w:t>
       </w:r>
     </w:p>
-    <w:bookmarkEnd w:id="84"/>
-    <w:bookmarkStart w:id="86" w:name="ref-moczek2004"/>
+    <w:bookmarkEnd w:id="86"/>
+    <w:bookmarkStart w:id="88" w:name="ref-moczek2004"/>
     <w:p>
       <w:pPr>
         <w:pStyle w:val="Bibliography"/>
@@ -4802,7 +4997,7 @@
       <w:r>
         <w:t xml:space="preserve"> </w:t>
       </w:r>
-      <w:hyperlink r:id="rId85">
+      <w:hyperlink r:id="rId87">
         <w:r>
           <w:rPr>
             <w:rStyle w:val="Hyperlink"/>
@@ -4837,8 +5032,8 @@
         <w:t xml:space="preserve">: 184–191.</w:t>
       </w:r>
     </w:p>
-    <w:bookmarkEnd w:id="86"/>
-    <w:bookmarkStart w:id="88" w:name="ref-nason2020"/>
+    <w:bookmarkEnd w:id="88"/>
+    <w:bookmarkStart w:id="90" w:name="ref-nason2020"/>
     <w:p>
       <w:pPr>
         <w:pStyle w:val="Bibliography"/>
@@ -4849,7 +5044,7 @@
       <w:r>
         <w:t xml:space="preserve"> </w:t>
       </w:r>
-      <w:hyperlink r:id="rId87">
+      <w:hyperlink r:id="rId89">
         <w:r>
           <w:rPr>
             <w:rStyle w:val="Hyperlink"/>
@@ -4884,8 +5079,8 @@
         <w:t xml:space="preserve">: 20200975. The Royal Society.</w:t>
       </w:r>
     </w:p>
-    <w:bookmarkEnd w:id="88"/>
-    <w:bookmarkStart w:id="90" w:name="ref-nijhout1998"/>
+    <w:bookmarkEnd w:id="90"/>
+    <w:bookmarkStart w:id="92" w:name="ref-nijhout1998"/>
     <w:p>
       <w:pPr>
         <w:pStyle w:val="Bibliography"/>
@@ -4896,7 +5091,7 @@
       <w:r>
         <w:t xml:space="preserve"> </w:t>
       </w:r>
-      <w:hyperlink r:id="rId89">
+      <w:hyperlink r:id="rId91">
         <w:r>
           <w:rPr>
             <w:rStyle w:val="Hyperlink"/>
@@ -4931,8 +5126,8 @@
         <w:t xml:space="preserve">: 3685–3689. Proceedings of the National Academy of Sciences.</w:t>
       </w:r>
     </w:p>
-    <w:bookmarkEnd w:id="90"/>
-    <w:bookmarkStart w:id="91" w:name="ref-oliveira2008"/>
+    <w:bookmarkEnd w:id="92"/>
+    <w:bookmarkStart w:id="93" w:name="ref-oliveira2008"/>
     <w:p>
       <w:pPr>
         <w:pStyle w:val="Bibliography"/>
@@ -4968,8 +5163,8 @@
         <w:t xml:space="preserve">. Cambridge University Press.</w:t>
       </w:r>
     </w:p>
-    <w:bookmarkEnd w:id="91"/>
-    <w:bookmarkStart w:id="93" w:name="ref-R-nlme"/>
+    <w:bookmarkEnd w:id="93"/>
+    <w:bookmarkStart w:id="95" w:name="ref-R-nlme"/>
     <w:p>
       <w:pPr>
         <w:pStyle w:val="Bibliography"/>
@@ -4980,7 +5175,7 @@
       <w:r>
         <w:t xml:space="preserve"> </w:t>
       </w:r>
-      <w:hyperlink r:id="rId92">
+      <w:hyperlink r:id="rId94">
         <w:r>
           <w:rPr>
             <w:rStyle w:val="Hyperlink"/>
@@ -4994,8 +5189,8 @@
         <w:t xml:space="preserve">.</w:t>
       </w:r>
     </w:p>
-    <w:bookmarkEnd w:id="93"/>
-    <w:bookmarkStart w:id="95" w:name="ref-prates2013"/>
+    <w:bookmarkEnd w:id="95"/>
+    <w:bookmarkStart w:id="97" w:name="ref-prates2013"/>
     <w:p>
       <w:pPr>
         <w:pStyle w:val="Bibliography"/>
@@ -5006,7 +5201,7 @@
       <w:r>
         <w:t xml:space="preserve"> </w:t>
       </w:r>
-      <w:hyperlink r:id="rId94">
+      <w:hyperlink r:id="rId96">
         <w:r>
           <w:rPr>
             <w:rStyle w:val="Hyperlink"/>
@@ -5065,8 +5260,8 @@
         <w:t xml:space="preserve">: 96–114.</w:t>
       </w:r>
     </w:p>
-    <w:bookmarkEnd w:id="95"/>
-    <w:bookmarkStart w:id="96" w:name="ref-rcoreteam2025"/>
+    <w:bookmarkEnd w:id="97"/>
+    <w:bookmarkStart w:id="98" w:name="ref-rcoreteam2025"/>
     <w:p>
       <w:pPr>
         <w:pStyle w:val="Bibliography"/>
@@ -5087,8 +5282,8 @@
         <w:t xml:space="preserve">language and environment for statistical computing. R Foundation for Statistical Computing.</w:t>
       </w:r>
     </w:p>
-    <w:bookmarkEnd w:id="96"/>
-    <w:bookmarkStart w:id="98" w:name="ref-robinson2014"/>
+    <w:bookmarkEnd w:id="98"/>
+    <w:bookmarkStart w:id="100" w:name="ref-robinson2014"/>
     <w:p>
       <w:pPr>
         <w:pStyle w:val="Bibliography"/>
@@ -5099,7 +5294,7 @@
       <w:r>
         <w:t xml:space="preserve"> </w:t>
       </w:r>
-      <w:hyperlink r:id="rId97">
+      <w:hyperlink r:id="rId99">
         <w:r>
           <w:rPr>
             <w:rStyle w:val="Hyperlink"/>
@@ -5147,8 +5342,8 @@
         <w:t xml:space="preserve">. arXiv.</w:t>
       </w:r>
     </w:p>
-    <w:bookmarkEnd w:id="98"/>
-    <w:bookmarkStart w:id="100" w:name="ref-rohner2020"/>
+    <w:bookmarkEnd w:id="100"/>
+    <w:bookmarkStart w:id="102" w:name="ref-rohner2020"/>
     <w:p>
       <w:pPr>
         <w:pStyle w:val="Bibliography"/>
@@ -5159,7 +5354,7 @@
       <w:r>
         <w:t xml:space="preserve"> </w:t>
       </w:r>
-      <w:hyperlink r:id="rId99">
+      <w:hyperlink r:id="rId101">
         <w:r>
           <w:rPr>
             <w:rStyle w:val="Hyperlink"/>
@@ -5222,8 +5417,8 @@
         <w:t xml:space="preserve">: 10558–10570.</w:t>
       </w:r>
     </w:p>
-    <w:bookmarkEnd w:id="100"/>
-    <w:bookmarkStart w:id="102" w:name="ref-schindelin2012"/>
+    <w:bookmarkEnd w:id="102"/>
+    <w:bookmarkStart w:id="104" w:name="ref-schindelin2012"/>
     <w:p>
       <w:pPr>
         <w:pStyle w:val="Bibliography"/>
@@ -5247,7 +5442,7 @@
       <w:r>
         <w:t xml:space="preserve"> </w:t>
       </w:r>
-      <w:hyperlink r:id="rId101">
+      <w:hyperlink r:id="rId103">
         <w:r>
           <w:rPr>
             <w:rStyle w:val="Hyperlink"/>
@@ -5279,8 +5474,8 @@
         <w:t xml:space="preserve">: 676–82.</w:t>
       </w:r>
     </w:p>
-    <w:bookmarkEnd w:id="102"/>
-    <w:bookmarkStart w:id="103" w:name="ref-shuster2003"/>
+    <w:bookmarkEnd w:id="104"/>
+    <w:bookmarkStart w:id="105" w:name="ref-shuster2003"/>
     <w:p>
       <w:pPr>
         <w:pStyle w:val="Bibliography"/>
@@ -5344,8 +5539,8 @@
         <w:t xml:space="preserve">. Princeton University Press.</w:t>
       </w:r>
     </w:p>
-    <w:bookmarkEnd w:id="103"/>
-    <w:bookmarkStart w:id="105" w:name="ref-snell-rood2010"/>
+    <w:bookmarkEnd w:id="105"/>
+    <w:bookmarkStart w:id="107" w:name="ref-snell-rood2010"/>
     <w:p>
       <w:pPr>
         <w:pStyle w:val="Bibliography"/>
@@ -5356,7 +5551,7 @@
       <w:r>
         <w:t xml:space="preserve"> </w:t>
       </w:r>
-      <w:hyperlink r:id="rId104">
+      <w:hyperlink r:id="rId106">
         <w:r>
           <w:rPr>
             <w:rStyle w:val="Hyperlink"/>
@@ -5391,8 +5586,8 @@
         <w:t xml:space="preserve">: 71–81.</w:t>
       </w:r>
     </w:p>
-    <w:bookmarkEnd w:id="105"/>
-    <w:bookmarkStart w:id="107" w:name="ref-tomkins2005"/>
+    <w:bookmarkEnd w:id="107"/>
+    <w:bookmarkStart w:id="109" w:name="ref-tomkins2005"/>
     <w:p>
       <w:pPr>
         <w:pStyle w:val="Bibliography"/>
@@ -5403,7 +5598,7 @@
       <w:r>
         <w:t xml:space="preserve"> </w:t>
       </w:r>
-      <w:hyperlink r:id="rId106">
+      <w:hyperlink r:id="rId108">
         <w:r>
           <w:rPr>
             <w:rStyle w:val="Hyperlink"/>
@@ -5438,8 +5633,8 @@
         <w:t xml:space="preserve">: 543–51.</w:t>
       </w:r>
     </w:p>
-    <w:bookmarkEnd w:id="107"/>
-    <w:bookmarkStart w:id="109" w:name="ref-vannoordwijk1986"/>
+    <w:bookmarkEnd w:id="109"/>
+    <w:bookmarkStart w:id="111" w:name="ref-vannoordwijk1986"/>
     <w:p>
       <w:pPr>
         <w:pStyle w:val="Bibliography"/>
@@ -5450,7 +5645,7 @@
       <w:r>
         <w:t xml:space="preserve"> </w:t>
       </w:r>
-      <w:hyperlink r:id="rId108">
+      <w:hyperlink r:id="rId110">
         <w:r>
           <w:rPr>
             <w:rStyle w:val="Hyperlink"/>
@@ -5485,8 +5680,8 @@
         <w:t xml:space="preserve">: 137–142.</w:t>
       </w:r>
     </w:p>
-    <w:bookmarkEnd w:id="109"/>
-    <w:bookmarkStart w:id="110" w:name="ref-west-eberhard2003"/>
+    <w:bookmarkEnd w:id="111"/>
+    <w:bookmarkStart w:id="112" w:name="ref-west-eberhard2003"/>
     <w:p>
       <w:pPr>
         <w:pStyle w:val="Bibliography"/>
@@ -5550,8 +5745,8 @@
         <w:t xml:space="preserve">. Oxford University Press, Oxford, UK.</w:t>
       </w:r>
     </w:p>
-    <w:bookmarkEnd w:id="110"/>
-    <w:bookmarkStart w:id="112" w:name="ref-wickham2019"/>
+    <w:bookmarkEnd w:id="112"/>
+    <w:bookmarkStart w:id="114" w:name="ref-wickham2019"/>
     <w:p>
       <w:pPr>
         <w:pStyle w:val="Bibliography"/>
@@ -5575,7 +5770,7 @@
       <w:r>
         <w:t xml:space="preserve"> </w:t>
       </w:r>
-      <w:hyperlink r:id="rId111">
+      <w:hyperlink r:id="rId113">
         <w:r>
           <w:rPr>
             <w:rStyle w:val="Hyperlink"/>
@@ -5622,8 +5817,8 @@
         <w:t xml:space="preserve">: 1686.</w:t>
       </w:r>
     </w:p>
-    <w:bookmarkEnd w:id="112"/>
-    <w:bookmarkStart w:id="114" w:name="ref-wilson2019"/>
+    <w:bookmarkEnd w:id="114"/>
+    <w:bookmarkStart w:id="116" w:name="ref-wilson2019"/>
     <w:p>
       <w:pPr>
         <w:pStyle w:val="Bibliography"/>
@@ -5634,7 +5829,7 @@
       <w:r>
         <w:t xml:space="preserve"> </w:t>
       </w:r>
-      <w:hyperlink r:id="rId113">
+      <w:hyperlink r:id="rId115">
         <w:r>
           <w:rPr>
             <w:rStyle w:val="Hyperlink"/>
@@ -5678,15 +5873,15 @@
         <w:t xml:space="preserve">: 380–391. Wiley.</w:t>
       </w:r>
     </w:p>
-    <w:bookmarkEnd w:id="114"/>
-    <w:bookmarkEnd w:id="115"/>
+    <w:bookmarkEnd w:id="116"/>
+    <w:bookmarkEnd w:id="117"/>
     <w:p>
       <w:r>
         <w:br w:type="page"/>
       </w:r>
     </w:p>
-    <w:bookmarkEnd w:id="116"/>
-    <w:bookmarkStart w:id="123" w:name="tables"/>
+    <w:bookmarkEnd w:id="118"/>
+    <w:bookmarkStart w:id="125" w:name="tables"/>
     <w:p>
       <w:pPr>
         <w:pStyle w:val="Heading1"/>
@@ -5708,7 +5903,7 @@
       <w:tr>
         <w:tc>
           <w:tcPr/>
-          <w:bookmarkStart w:id="117" w:name="tbl-group-summary"/>
+          <w:bookmarkStart w:id="119" w:name="tbl-group-summary"/>
           <w:p>
             <w:pPr>
               <w:jc w:val="center"/>
@@ -7381,7 +7576,7 @@
               </w:tc>
             </w:tr>
           </w:tbl>
-          <w:bookmarkEnd w:id="117"/>
+          <w:bookmarkEnd w:id="119"/>
         </w:tc>
       </w:tr>
     </w:tbl>
@@ -7403,7 +7598,7 @@
       <w:tr>
         <w:tc>
           <w:tcPr/>
-          <w:bookmarkStart w:id="118" w:name="tbl-integration-structure"/>
+          <w:bookmarkStart w:id="120" w:name="tbl-integration-structure"/>
           <w:p>
             <w:pPr>
               <w:jc w:val="center"/>
@@ -8566,7 +8761,7 @@
               </w:tc>
             </w:tr>
           </w:tbl>
-          <w:bookmarkEnd w:id="118"/>
+          <w:bookmarkEnd w:id="120"/>
         </w:tc>
       </w:tr>
     </w:tbl>
@@ -8588,7 +8783,7 @@
       <w:tr>
         <w:tc>
           <w:tcPr/>
-          <w:bookmarkStart w:id="119" w:name="tbl-sign-audit"/>
+          <w:bookmarkStart w:id="121" w:name="tbl-sign-audit"/>
           <w:p>
             <w:pPr>
               <w:jc w:val="center"/>
@@ -10801,7 +10996,7 @@
               </w:tc>
             </w:tr>
           </w:tbl>
-          <w:bookmarkEnd w:id="119"/>
+          <w:bookmarkEnd w:id="121"/>
         </w:tc>
       </w:tr>
     </w:tbl>
@@ -10823,7 +11018,7 @@
       <w:tr>
         <w:tc>
           <w:tcPr/>
-          <w:bookmarkStart w:id="120" w:name="tbl-instar-decomposition"/>
+          <w:bookmarkStart w:id="122" w:name="tbl-instar-decomposition"/>
           <w:p>
             <w:pPr>
               <w:jc w:val="center"/>
@@ -13474,7 +13669,7 @@
               </w:tc>
             </w:tr>
           </w:tbl>
-          <w:bookmarkEnd w:id="120"/>
+          <w:bookmarkEnd w:id="122"/>
         </w:tc>
       </w:tr>
     </w:tbl>
@@ -13496,7 +13691,7 @@
       <w:tr>
         <w:tc>
           <w:tcPr/>
-          <w:bookmarkStart w:id="121" w:name="tbl-precision-leg"/>
+          <w:bookmarkStart w:id="123" w:name="tbl-precision-leg"/>
           <w:p>
             <w:pPr>
               <w:jc w:val="center"/>
@@ -17107,7 +17302,7 @@
               </w:tc>
             </w:tr>
           </w:tbl>
-          <w:bookmarkEnd w:id="121"/>
+          <w:bookmarkEnd w:id="123"/>
         </w:tc>
       </w:tr>
     </w:tbl>
@@ -17129,7 +17324,7 @@
       <w:tr>
         <w:tc>
           <w:tcPr/>
-          <w:bookmarkStart w:id="122" w:name="tbl-weapon-ear-precision"/>
+          <w:bookmarkStart w:id="124" w:name="tbl-weapon-ear-precision"/>
           <w:p>
             <w:pPr>
               <w:jc w:val="center"/>
@@ -18802,7 +18997,7 @@
               </w:tc>
             </w:tr>
           </w:tbl>
-          <w:bookmarkEnd w:id="122"/>
+          <w:bookmarkEnd w:id="124"/>
         </w:tc>
       </w:tr>
     </w:tbl>
@@ -18811,8 +19006,8 @@
         <w:br w:type="page"/>
       </w:r>
     </w:p>
-    <w:bookmarkEnd w:id="123"/>
-    <w:bookmarkStart w:id="136" w:name="figures"/>
+    <w:bookmarkEnd w:id="125"/>
+    <w:bookmarkStart w:id="138" w:name="figures"/>
     <w:p>
       <w:pPr>
         <w:pStyle w:val="Heading1"/>
@@ -18834,7 +19029,7 @@
       <w:tr>
         <w:tc>
           <w:tcPr/>
-          <w:bookmarkStart w:id="127" w:name="fig-morphological-measurements"/>
+          <w:bookmarkStart w:id="129" w:name="fig-morphological-measurements"/>
           <w:p>
             <w:pPr>
               <w:pStyle w:val="Compact"/>
@@ -18845,18 +19040,18 @@
                 <wp:inline>
                   <wp:extent cx="5372100" cy="5581887"/>
                   <wp:effectExtent b="0" l="0" r="0" t="0"/>
-                  <wp:docPr descr="" title="" id="125" name="Picture"/>
+                  <wp:docPr descr="" title="" id="127" name="Picture"/>
                   <a:graphic>
                     <a:graphicData uri="http://schemas.openxmlformats.org/drawingml/2006/picture">
                       <pic:pic>
                         <pic:nvPicPr>
-                          <pic:cNvPr descr="figures/figure_1.jpg" id="126" name="Picture"/>
+                          <pic:cNvPr descr="figures/figure_1.jpg" id="128" name="Picture"/>
                           <pic:cNvPicPr>
                             <a:picLocks noChangeArrowheads="1" noChangeAspect="1"/>
                           </pic:cNvPicPr>
                         </pic:nvPicPr>
                         <pic:blipFill>
-                          <a:blip r:embed="rId124"/>
+                          <a:blip r:embed="rId126"/>
                           <a:stretch>
                             <a:fillRect/>
                           </a:stretch>
@@ -18896,7 +19091,7 @@
               <w:t xml:space="preserve">Figure 1: Morphological landmarks used to measure Wellington tree wētā. (a) Dorsal head view showing head length (HL), head width (HW), and eye length (EL). (b) Dorsal pronotum view showing pronotum length. (c–e) Foreleg, midleg, and hindleg, respectively, showing femur and tibia lengths; panel c also indicates the tympanal membrane, whose area was measured by tracing its perimeter. Orange arrows indicate measurement endpoints. Scale bar = 5 mm.</w:t>
             </w:r>
           </w:p>
-          <w:bookmarkEnd w:id="127"/>
+          <w:bookmarkEnd w:id="129"/>
         </w:tc>
       </w:tr>
     </w:tbl>
@@ -18918,7 +19113,7 @@
       <w:tr>
         <w:tc>
           <w:tcPr/>
-          <w:bookmarkStart w:id="131" w:name="fig-adjusted-traits"/>
+          <w:bookmarkStart w:id="133" w:name="fig-adjusted-traits"/>
           <w:p>
             <w:pPr>
               <w:pStyle w:val="Compact"/>
@@ -18929,18 +19124,18 @@
                 <wp:inline>
                   <wp:extent cx="5969000" cy="4775200"/>
                   <wp:effectExtent b="0" l="0" r="0" t="0"/>
-                  <wp:docPr descr="" title="" id="129" name="Picture"/>
+                  <wp:docPr descr="" title="" id="131" name="Picture"/>
                   <a:graphic>
                     <a:graphicData uri="http://schemas.openxmlformats.org/drawingml/2006/picture">
                       <pic:pic>
                         <pic:nvPicPr>
-                          <pic:cNvPr descr="manuscript_files/figure-docx/fig-adjusted-traits-1.png" id="130" name="Picture"/>
+                          <pic:cNvPr descr="manuscript_files/figure-docx/fig-adjusted-traits-1.png" id="132" name="Picture"/>
                           <pic:cNvPicPr>
                             <a:picLocks noChangeArrowheads="1" noChangeAspect="1"/>
                           </pic:cNvPicPr>
                         </pic:nvPicPr>
                         <pic:blipFill>
-                          <a:blip r:embed="rId128"/>
+                          <a:blip r:embed="rId130"/>
                           <a:stretch>
                             <a:fillRect/>
                           </a:stretch>
@@ -18980,7 +19175,7 @@
               <w:t xml:space="preserve">Figure 2: Body-size-adjusted predicted lengths of the three leg pairs and eye, and predicted tympanic organ area, for females and the three male morphotypes at a pronotum length of 7.2 mm. Points are model estimates; bars are 95% confidence intervals. Scales differ among panels, and tympanic organ area is in square millimetres.</w:t>
             </w:r>
           </w:p>
-          <w:bookmarkEnd w:id="131"/>
+          <w:bookmarkEnd w:id="133"/>
         </w:tc>
       </w:tr>
     </w:tbl>
@@ -19002,7 +19197,7 @@
       <w:tr>
         <w:tc>
           <w:tcPr/>
-          <w:bookmarkStart w:id="135" w:name="fig-leg-allometries"/>
+          <w:bookmarkStart w:id="137" w:name="fig-leg-allometries"/>
           <w:p>
             <w:pPr>
               <w:pStyle w:val="Compact"/>
@@ -19013,18 +19208,18 @@
                 <wp:inline>
                   <wp:extent cx="5969000" cy="4642555"/>
                   <wp:effectExtent b="0" l="0" r="0" t="0"/>
-                  <wp:docPr descr="" title="" id="133" name="Picture"/>
+                  <wp:docPr descr="" title="" id="135" name="Picture"/>
                   <a:graphic>
                     <a:graphicData uri="http://schemas.openxmlformats.org/drawingml/2006/picture">
                       <pic:pic>
                         <pic:nvPicPr>
-                          <pic:cNvPr descr="analysis_outputs/weta_trait_analysis/figures/leg_allometries.png" id="134" name="Picture"/>
+                          <pic:cNvPr descr="analysis_outputs/weta_trait_analysis/figures/leg_allometries.png" id="136" name="Picture"/>
                           <pic:cNvPicPr>
                             <a:picLocks noChangeArrowheads="1" noChangeAspect="1"/>
                           </pic:cNvPicPr>
                         </pic:nvPicPr>
                         <pic:blipFill>
-                          <a:blip r:embed="rId132"/>
+                          <a:blip r:embed="rId134"/>
                           <a:stretch>
                             <a:fillRect/>
                           </a:stretch>
@@ -19064,11 +19259,11 @@
               <w:t xml:space="preserve">Figure 3: Log–log relationships between pronotum length and total foreleg, midleg, and hindleg length in females and the three male morphotypes.</w:t>
             </w:r>
           </w:p>
-          <w:bookmarkEnd w:id="135"/>
+          <w:bookmarkEnd w:id="137"/>
         </w:tc>
       </w:tr>
     </w:tbl>
-    <w:bookmarkEnd w:id="136"/>
+    <w:bookmarkEnd w:id="138"/>
     <w:sectPr>
       <w:headerReference r:id="rId10" w:type="even"/>
       <w:headerReference r:id="rId9" w:type="default"/>
